--- a/downloads/documents/05 Materials/Unit 06/Slides/Slides 06.02 - Local Seasonal and Global.docx
+++ b/downloads/documents/05 Materials/Unit 06/Slides/Slides 06.02 - Local Seasonal and Global.docx
@@ -395,7 +395,7 @@
         <w:t xml:space="preserve"> </w:t>
       </w:r>
       <w:r>
-        <w:t xml:space="preserve">Notes: Students mark three storage crops with an S on the chart. This is the answer to</w:t>
+        <w:t xml:space="preserve">Notes: Students circle three storage crops on the chart (the S cells in the winter months). This is the answer to</w:t>
       </w:r>
       <w:r>
         <w:t xml:space="preserve"> </w:t>
@@ -725,7 +725,7 @@
         <w:pStyle w:val="Compact"/>
       </w:pPr>
       <w:r>
-        <w:t xml:space="preserve">Label every item: local, state, national, or global</w:t>
+        <w:t xml:space="preserve">Label every item: L local, ST state, N national, or G global</w:t>
       </w:r>
     </w:p>
     <w:p>
@@ -1141,7 +1141,7 @@
     </w:rPrDefault>
     <w:pPrDefault>
       <w:pPr>
-        <w:spacing w:after="200"/>
+        <w:spacing w:line="300" w:lineRule="auto" w:after="200"/>
       </w:pPr>
     </w:pPrDefault>
   </w:docDefaults>
